--- a/Tailored_CVs/Shinoy_Infor_Software_Engineer.docx
+++ b/Tailored_CVs/Shinoy_Infor_Software_Engineer.docx
@@ -70,7 +70,7 @@
           <w:b w:val="0"/>
           <w:sz w:val="19"/>
         </w:rPr>
-        <w:t>Software engineer with over 8 years of experience building scalable applications and integration workflows using Java and SQL. I have a strong background in developing reliable backend solutions, writing clean code, and working within collaborative agile teams. I also utilize AI tools like Gemini Code Assist to streamline development tasks and improve overall productivity.</w:t>
+        <w:t>Software engineer with over 8 years of experience building scalable backend solutions and automated testing frameworks. I work closely with cross-functional teams to design, develop, and test software features aligned with business needs. Having recently relocated to the Netherlands, I hold a valid EU residence permit and am ready to contribute to Infor OS and emerging AI initiatives.</w:t>
       </w:r>
     </w:p>
     <w:p>
@@ -288,7 +288,7 @@
           <w:b w:val="0"/>
           <w:sz w:val="18"/>
         </w:rPr>
-        <w:t>▸ Developed and maintained scalable Java code and automation frameworks for financial and enterprise systems.</w:t>
+        <w:t>▸ Collaborated with crossfunctional agile teams and product owners to translate business requirements into technical testing strategies and software solutions.</w:t>
       </w:r>
     </w:p>
     <w:p>
@@ -301,7 +301,7 @@
           <w:b w:val="0"/>
           <w:sz w:val="18"/>
         </w:rPr>
-        <w:t>▸ Executed complex SQL queries and backend validation to ensure data integrity across microservices architectures.</w:t>
+        <w:t>▸ Wrote clean Java code and developed automated frameworks using Java Selenium and TypeScript WDIO within microservices architectures.</w:t>
       </w:r>
     </w:p>
     <w:p>
@@ -314,7 +314,7 @@
           <w:b w:val="0"/>
           <w:sz w:val="18"/>
         </w:rPr>
-        <w:t>▸ Configured CI/CD pipelines using Jenkins, Docker, and AWS to support continuous software delivery.</w:t>
+        <w:t>▸ Architected automated CI/CD pipelines and provisioned infrastructure using AWS, Terraform, and Linux environments to support continuous delivery.</w:t>
       </w:r>
     </w:p>
     <w:p>
@@ -327,7 +327,7 @@
           <w:b w:val="0"/>
           <w:sz w:val="18"/>
         </w:rPr>
-        <w:t>▸ Streamlined code generation and script deployment by utilizing AI tools like Gemini Code Assist.</w:t>
+        <w:t>▸ Streamlined complex test generation and deployment scripts utilizing AI tools like Gemini Code Assist to support emerging AI capabilities.</w:t>
       </w:r>
     </w:p>
     <w:p>
